--- a/example_articles/countries/South Africa/5.countries_South Africa_Other_publisher.docx
+++ b/example_articles/countries/South Africa/5.countries_South Africa_Other_publisher.docx
@@ -27,17 +27,17 @@
     </w:p>
     <w:p>
       <w:r>
-        <w:t>Source File: Other publishers/Files (500) (22).DOCX</w:t>
+        <w:t>Source file: Other publishers/Files (500) (22).DOCX</w:t>
       </w:r>
     </w:p>
     <w:p>
       <w:r>
-        <w:t>Raw locations result: ['South Africa']</w:t>
+        <w:t>Raw locations result, 'locations': ['South Africa']</w:t>
       </w:r>
     </w:p>
     <w:p>
       <w:r>
-        <w:t>countries_stand_flat (Standardized): South Africa</w:t>
+        <w:t>Standardized locations result, 'countries_stand_flat': South Africa</w:t>
       </w:r>
     </w:p>
     <w:p>

--- a/example_articles/countries/South Africa/5.countries_South Africa_Other_publisher.docx
+++ b/example_articles/countries/South Africa/5.countries_South Africa_Other_publisher.docx
@@ -7,7 +7,7 @@
         <w:pStyle w:val="Heading1"/>
       </w:pPr>
       <w:r>
-        <w:t>NEW LANES ARE STRIKING</w:t>
+        <w:t>STARTUP: A QUICK LOOK AT TODAY'S TOP STORIES</w:t>
       </w:r>
     </w:p>
     <w:p>
@@ -17,17 +17,17 @@
     </w:p>
     <w:p>
       <w:r>
-        <w:t>Date: 2005-07-16</w:t>
+        <w:t>Date: 1996-08-06</w:t>
       </w:r>
     </w:p>
     <w:p>
       <w:r>
-        <w:t>Section: SPORTS,</w:t>
+        <w:t>Section: NEWS,</w:t>
       </w:r>
     </w:p>
     <w:p>
       <w:r>
-        <w:t>Source file: Other publishers/Files (500) (22).DOCX</w:t>
+        <w:t>Source file: Other publishers/Files (500) (14).DOCX</w:t>
       </w:r>
     </w:p>
     <w:p>
@@ -49,51 +49,43 @@
     </w:p>
     <w:p>
       <w:r>
-        <w:t>Huddled with Andre about the menu -- "American Bistro, American Grille, very finger friendly" -- then checked with Bill on the foyer chandelier, which is a contemporary Diane Keaton, inasmuch as it's a replica of one of the chandeliers in one of her contemporary homes, and finally did one last aesthetic inspection of the posh fireplace area.</w:t>
+        <w:t>JUSTICE: Death recommended in Klaas case</w:t>
         <w:br/>
-        <w:t xml:space="preserve"> Basic stuff, really. Another day, another bowling alley opening.</w:t>
+        <w:t>The man who kidnapped and murdered 12-year-old Polly Klaas nearly three years ago should be killed, a jury decided Monday, ignoring pleas to show mercy for his troubled childhood.</w:t>
         <w:br/>
-        <w:t xml:space="preserve"> Yep; there's apparently more to it these days than just making sure at least one of the neon letters in B-O-W-L isn't working, plugging in the deep fryer and rattling the broom closet for a fresh can of shoe disinfectant.</w:t>
+        <w:t>* Please see full story, 3A.</w:t>
         <w:br/>
-        <w:t>The bowling alley that opened this week in the new Pittsburgh Mills Mall, Lucky Strike Lanes, is so not your father's bowling alley it's not even your mother's or your chain-smoking aunt's. In fact, actual historical fact, it's more Paris Hilton's bowling alley.</w:t>
+        <w:t>CINCINNATI BENGALS: Anderson signs, goes straight into practice</w:t>
         <w:br/>
-        <w:t xml:space="preserve"> "This really took off in Hollywood," Bill Steen was telling me on a semi-hectic preview tour the other day. "We did Barry Bonds' birthday party there. Paris Hilton bowls there. Hugh Hefner has a team. Pam Anderson."</w:t>
+        <w:t>Within hours after signing a five-year, $ 7.475-million contract Monday, Willie Anderson was on a field to begin practicing, catching up on the 21 days of camp he missed during a contract holdout.</w:t>
         <w:br/>
-        <w:t xml:space="preserve"> There's no use trying to get your mind around the notion that Hefner has a bowling team, so let's just leave it at this: Had Hef, in the '50s, decided to launch a magazine based on photos of women in bowling shirts and stretch pants, well, things might have gone differently.</w:t>
+        <w:t>* Please see full story,1D.</w:t>
         <w:br/>
-        <w:t xml:space="preserve"> But just like Hef, Paris and Pam, and just as in the amazing continuing adventures of BALCO Barry and his band of birthday bowlin' buddies, you can now rent the private VIP room at Lucky Strike for a night of bowling, chic decor, and trendy cocktails.</w:t>
+        <w:t>MIDDLE EAST: Netanyahu willing to talk with Syria</w:t>
         <w:br/>
-        <w:t xml:space="preserve"> To repeat -- bowling, chic decor, trendy cocktails.</w:t>
+        <w:t>In an unexpected move toward peace with Syria, Israel's prime minister said Monday he is willing to negotiate on 'all outstanding matters'' and even suggested flexibility on the Golan Heights, which he repeatedly vowed to keep.</w:t>
         <w:br/>
-        <w:t xml:space="preserve"> Why does that one-of-these-things-is-not-like-the-other song keeping going around in my head?</w:t>
+        <w:t>* Please see full story, 4A.</w:t>
         <w:br/>
-        <w:t xml:space="preserve"> Lucky Strike Lanes' interior is so visually, uh, striking, as to be almost disorienting to anyone with a personal bowling history. I reflexively looked for a molded plastic chair in which to slump and take it all in.  Oops.</w:t>
+        <w:t>CENTRAL STATE: $ 100,000 paid on water bill by state</w:t>
         <w:br/>
-        <w:t xml:space="preserve"> "These are all Italian leather sofas," Steen said.</w:t>
+        <w:t>Ohio Board of Regents Vice Chancellor William Napier delivered a $ 100,000 check to the city of Xenia on Monday afternoon to keep Central State University's water flowing. Xenia City officials had threatened to shut off water to the campus unless at least part of the school's $ 449,094 water debt was paid.</w:t>
         <w:br/>
-        <w:t xml:space="preserve"> At the bowling alleys I used to go to -- they're all closed of course -- there were Italians wearing leather built like sofas, but no Italian leather sofas per se. The bowling alley of my youth, Sky Lanes, has long disappeared into the weeds, and the bowling alley of my midlife crisis, McKnight Lanes, has morphed into a Bed, Bath, and No Bowling. These places had food, of course, but they didn't have Andre Lane to explain exactly how he's implementing a menu created by executive chef Bill Starbuck of Along Came Mary Productions. For the record, Starbuck catered the Brad Pitt-Jennifer Aniston and Barbra Streisand-James Brolin weddings. He now brings the same celebrity-soothing culinary genius to the no-nonsense palate of Bert from Blawnox.</w:t>
+        <w:t>* Please see full story,1B.</w:t>
         <w:br/>
-        <w:t xml:space="preserve"> Try the Birds In A Nest ($7.95), homemade tarts filled with herbed goat cheese and oven-roasted mushrooms, topped with a sliver of roasted tomato and baked.</w:t>
+        <w:t>SOUTH AFRICA: Drug lord shot, burned to death</w:t>
         <w:br/>
-        <w:t xml:space="preserve"> Cheese fries? Didn't see 'em on the menu, but Andre talked excitedly about the Tomato &amp; Cheese S'mores.</w:t>
+        <w:t>South African drug lord Rashaad Staggie died a fiery death at the hands of the men of a working-class Cape Town neighborhood driven to vigilante violence by frustration and fear, not, as would be expected, rivals eager to snatch control of the drug empire he built with a mixture of cunning and brutality.</w:t>
         <w:br/>
-        <w:t xml:space="preserve"> "Grilled bite-size sandwiches, roasted tomatoes around melted mozzarella," he said.</w:t>
-        <w:br/>
-        <w:t xml:space="preserve"> You get that on the sofa you're a dead man.</w:t>
-        <w:br/>
-        <w:t xml:space="preserve"> Steen pointed out the 50-foot bar, which even in its infancy did not look to have pitchers of Iron in its future. It's a martini runway, primarily, and where does it say, after all, that you can't ponder the geometrical implications of a 7-10 split over a pineapple upside down martini? Remind me to discuss this with Paris Hilton next time she's at Steelers training camp.</w:t>
-        <w:br/>
-        <w:t xml:space="preserve"> Though there are few American sports that haven't been rejuvenated by mass infusions of high-end motif, luxury suits and upscale marketing strategies, bowling would appear to be the much tougher nut. A nearly lost component of essential working class culture, the sad state of bowling in general serves to illustrate a lot of societal changes, among the least appealing that Americans on the whole would rather just sit there than stand up and roll something over and over and over to produce a less-than-electrifying 128.</w:t>
-        <w:br/>
-        <w:t xml:space="preserve"> Upscale bowling has the ring of the oxymoronic, like congressional ethics and reality TV, but Pittsburgh is the eighth opening of Lucky Strike Lanes, which parlayed its Hollywood success into franchises into Orange County (Calif.), St. Louis, Denver, Lakewood (Colo.), Miami, Louisville and Toronto. Chicago's on deck with Washington, Dallas, and Philadelphia awaiting blueprints.</w:t>
-        <w:br/>
-        <w:t xml:space="preserve"> Be sure to visit the computerized shoe center, and if you would, just because I forgot to, ask what exactly they're spraying in those rentals, Chanel?</w:t>
+        <w:t>* Please see full story, 4A.</w:t>
         <w:br/>
         <w:br/>
-        <w:t>Notes</w:t>
+        <w:t>Graphic</w:t>
         <w:br/>
         <w:br/>
-        <w:t>Gene Collier can be reached at gcollier@post-gazette or at 412-263-1283.</w:t>
+        <w:t xml:space="preserve"> </w:t>
+        <w:br/>
+        <w:t>PHOTOS: (1) THE LAST WORD: Cutting-edge decor, Sylvia Landsberg looks through a shower curtain featuring a menacing figure from Alfred Hitchcock's Psycho in a Berlin department store on Monday. The shower curtain costs $ 32. HANS EDINGER ASSOCIATED PRESS, (2) Willie Anderson</w:t>
       </w:r>
     </w:p>
     <w:sectPr>

--- a/example_articles/countries/South Africa/5.countries_South Africa_Other_publisher.docx
+++ b/example_articles/countries/South Africa/5.countries_South Africa_Other_publisher.docx
@@ -7,7 +7,7 @@
         <w:pStyle w:val="Heading1"/>
       </w:pPr>
       <w:r>
-        <w:t>STARTUP: A QUICK LOOK AT TODAY'S TOP STORIES</w:t>
+        <w:t>Pair builds houses, hopes on trip to South Africa</w:t>
       </w:r>
     </w:p>
     <w:p>
@@ -17,17 +17,17 @@
     </w:p>
     <w:p>
       <w:r>
-        <w:t>Date: 1996-08-06</w:t>
+        <w:t>Date: 2001-05-26</w:t>
       </w:r>
     </w:p>
     <w:p>
       <w:r>
-        <w:t>Section: NEWS,</w:t>
+        <w:t>Section: Neighbor;; Living faith;</w:t>
       </w:r>
     </w:p>
     <w:p>
       <w:r>
-        <w:t>Source file: Other publishers/Files (500) (14).DOCX</w:t>
+        <w:t>Source file: Other publishers/Files (500) (18).DOCX</w:t>
       </w:r>
     </w:p>
     <w:p>
@@ -49,35 +49,23 @@
     </w:p>
     <w:p>
       <w:r>
-        <w:t>JUSTICE: Death recommended in Klaas case</w:t>
+        <w:t>The next time you see a home going up, try to imagine building it yourself in a Third World country, using a shovel to dig the foundation. When you're ready to build, bricks from a brick-making machine that turns them out four at a time are used for the walls.</w:t>
         <w:br/>
-        <w:t>The man who kidnapped and murdered 12-year-old Polly Klaas nearly three years ago should be killed, a jury decided Monday, ignoring pleas to show mercy for his troubled childhood.</w:t>
+        <w:t>Pastor Melanie Potuznik and Mark Gamb, both from Prince of Peace Lutheran Church in Schaumburg, can shed some light on how to do it. Recently they spent two weeks in Orange Farm (a working class area near Johannesburg, South Africa), working with Project Build, a cooperative relationship between Habitat for Humanity and the Evangelical Lutheran Church in America.</w:t>
         <w:br/>
-        <w:t>* Please see full story, 3A.</w:t>
+        <w:t>The Orange Farm area itself evolved as people moved into the community to be nearer to whatever jobs might be available in Johannesburg.</w:t>
         <w:br/>
-        <w:t>CINCINNATI BENGALS: Anderson signs, goes straight into practice</w:t>
+        <w:t>Although, as Potuznik explained, the homes are built with little or no machinery, a house is usually completed in five days, with several people, including the future homeowners, working on it. A typical structure has four rooms plus a bath and yes, there is electricity and running water. Each house costs $ 4,000 to build. The homeowners must qualify by putting in 500 hours of equity in building time and also have a full-time job. That in itself is a "Catch-22" situation; unemployment is high in the area.</w:t>
         <w:br/>
-        <w:t>Within hours after signing a five-year, $ 7.475-million contract Monday, Willie Anderson was on a field to begin practicing, catching up on the 21 days of camp he missed during a contract holdout.</w:t>
+        <w:t>Building homes for people accustomed to living in shacks should be satisfaction enough. But Potuznik's values take her further into the philosophical and political arenas, especially since the abolishment of apartheid in 1994.</w:t>
         <w:br/>
-        <w:t>* Please see full story,1D.</w:t>
+        <w:t>She sees more optimism since the end of apartheid. However, an economic imbalance still exists between blacks and whites. Those unable to find jobs in the city are ambitious enough to start their own businesses. The family that moved into the home Potuznik's group built made and sold tin cooking utensils. Others in the town grow fruits and vegetables to sell. Some who do have jobs don't mind the four-hour trip by bus back and forth into Johannesburg. Blacks can now live in areas that were formerly forbidden and some South African whites helped people employed by Habitat for Humanity by assisting in the home-building process. "There is hope because they have a sense of freedom," Potuznik says, "But I want to see us (blacks and whites) working together as a partnership so we're all on the same level. "It's important that we come to the table together."</w:t>
         <w:br/>
-        <w:t>MIDDLE EAST: Netanyahu willing to talk with Syria</w:t>
+        <w:t>People on the move</w:t>
         <w:br/>
-        <w:t>In an unexpected move toward peace with Syria, Israel's prime minister said Monday he is willing to negotiate on 'all outstanding matters'' and even suggested flexibility on the Golan Heights, which he repeatedly vowed to keep.</w:t>
+        <w:t>Congratulations to Jana Chwalisz, staff member of Kingswood United Methodist Church in Buffalo Grove, who will be among the graduates of Garrett-Evangelical Theological Seminary on Friday. Chwalisz will receive a master's degree in Christian education.</w:t>
         <w:br/>
-        <w:t>* Please see full story, 4A.</w:t>
-        <w:br/>
-        <w:t>CENTRAL STATE: $ 100,000 paid on water bill by state</w:t>
-        <w:br/>
-        <w:t>Ohio Board of Regents Vice Chancellor William Napier delivered a $ 100,000 check to the city of Xenia on Monday afternoon to keep Central State University's water flowing. Xenia City officials had threatened to shut off water to the campus unless at least part of the school's $ 449,094 water debt was paid.</w:t>
-        <w:br/>
-        <w:t>* Please see full story,1B.</w:t>
-        <w:br/>
-        <w:t>SOUTH AFRICA: Drug lord shot, burned to death</w:t>
-        <w:br/>
-        <w:t>South African drug lord Rashaad Staggie died a fiery death at the hands of the men of a working-class Cape Town neighborhood driven to vigilante violence by frustration and fear, not, as would be expected, rivals eager to snatch control of the drug empire he built with a mixture of cunning and brutality.</w:t>
-        <w:br/>
-        <w:t>* Please see full story, 4A.</w:t>
+        <w:t xml:space="preserve">-Do you know a person I should write about? Call me at (847) 427-4496 or e-mail at jsouter@@dailyherald.com.  </w:t>
         <w:br/>
         <w:br/>
         <w:t>Graphic</w:t>
@@ -85,7 +73,7 @@
         <w:br/>
         <w:t xml:space="preserve"> </w:t>
         <w:br/>
-        <w:t>PHOTOS: (1) THE LAST WORD: Cutting-edge decor, Sylvia Landsberg looks through a shower curtain featuring a menacing figure from Alfred Hitchcock's Psycho in a Berlin department store on Monday. The shower curtain costs $ 32. HANS EDINGER ASSOCIATED PRESS, (2) Willie Anderson</w:t>
+        <w:t>potuznik-na0523schpb Pastor Melanie Potuznik of Prince of Peace Lutheran Church in Schaumburg. Daily Herald Photo/Paul Beaty Mark Gamb of Prince of Peace Lutheran Church, Schaumburg, stands beside rows of bricks to be used for homebuilding in Orange Farm, South Africa. This is part of a Project Build outreach program in which he and Pastor Melanie Potuznik recently participated. A brick machine makes four bricks at a time; the bricks are then set out to dry. Photo courtesy of Melanie Potuznik</w:t>
       </w:r>
     </w:p>
     <w:sectPr>
